--- a/S1/R1.12 - PPP/TD5/R1_12_TD5_2024_2025.docx
+++ b/S1/R1.12 - PPP/TD5/R1_12_TD5_2024_2025.docx
@@ -1,10 +1,10 @@
 
 <file path=word/document.xml><?xml version="1.0" encoding="utf-8"?>
-<w:document xmlns:wpc="http://schemas.microsoft.com/office/word/2010/wordprocessingCanvas" xmlns:cx="http://schemas.microsoft.com/office/drawing/2014/chartex" xmlns:cx1="http://schemas.microsoft.com/office/drawing/2015/9/8/chartex" xmlns:cx2="http://schemas.microsoft.com/office/drawing/2015/10/21/chartex" xmlns:cx3="http://schemas.microsoft.com/office/drawing/2016/5/9/chartex" xmlns:cx4="http://schemas.microsoft.com/office/drawing/2016/5/10/chartex" xmlns:cx5="http://schemas.microsoft.com/office/drawing/2016/5/11/chartex" xmlns:cx6="http://schemas.microsoft.com/office/drawing/2016/5/12/chartex" xmlns:cx7="http://schemas.microsoft.com/office/drawing/2016/5/13/chartex" xmlns:cx8="http://schemas.microsoft.com/office/drawing/2016/5/14/chartex" xmlns:mc="http://schemas.openxmlformats.org/markup-compatibility/2006" xmlns:aink="http://schemas.microsoft.com/office/drawing/2016/ink" xmlns:am3d="http://schemas.microsoft.com/office/drawing/2017/model3d" xmlns:o="urn:schemas-microsoft-com:office:office" xmlns:oel="http://schemas.microsoft.com/office/2019/extlst" xmlns:r="http://schemas.openxmlformats.org/officeDocument/2006/relationships" xmlns:m="http://schemas.openxmlformats.org/officeDocument/2006/math" xmlns:v="urn:schemas-microsoft-com:vml" xmlns:wp14="http://schemas.microsoft.com/office/word/2010/wordprocessingDrawing" xmlns:wp="http://schemas.openxmlformats.org/drawingml/2006/wordprocessingDrawing" xmlns:w10="urn:schemas-microsoft-com:office:word" xmlns:w="http://schemas.openxmlformats.org/wordprocessingml/2006/main" xmlns:w14="http://schemas.microsoft.com/office/word/2010/wordml" xmlns:w15="http://schemas.microsoft.com/office/word/2012/wordml" xmlns:w16cex="http://schemas.microsoft.com/office/word/2018/wordml/cex" xmlns:w16cid="http://schemas.microsoft.com/office/word/2016/wordml/cid" xmlns:w16="http://schemas.microsoft.com/office/word/2018/wordml" xmlns:w16du="http://schemas.microsoft.com/office/word/2023/wordml/word16du" xmlns:w16sdtdh="http://schemas.microsoft.com/office/word/2020/wordml/sdtdatahash" xmlns:w16se="http://schemas.microsoft.com/office/word/2015/wordml/symex" xmlns:wpg="http://schemas.microsoft.com/office/word/2010/wordprocessingGroup" xmlns:wpi="http://schemas.microsoft.com/office/word/2010/wordprocessingInk" xmlns:wne="http://schemas.microsoft.com/office/word/2006/wordml" xmlns:wps="http://schemas.microsoft.com/office/word/2010/wordprocessingShape" mc:Ignorable="w14 w15 w16se w16cid w16 w16cex w16sdtdh w16du wp14">
+<w:document xmlns:wpc="http://schemas.microsoft.com/office/word/2010/wordprocessingCanvas" xmlns:cx="http://schemas.microsoft.com/office/drawing/2014/chartex" xmlns:cx1="http://schemas.microsoft.com/office/drawing/2015/9/8/chartex" xmlns:cx2="http://schemas.microsoft.com/office/drawing/2015/10/21/chartex" xmlns:cx3="http://schemas.microsoft.com/office/drawing/2016/5/9/chartex" xmlns:cx4="http://schemas.microsoft.com/office/drawing/2016/5/10/chartex" xmlns:cx5="http://schemas.microsoft.com/office/drawing/2016/5/11/chartex" xmlns:cx6="http://schemas.microsoft.com/office/drawing/2016/5/12/chartex" xmlns:cx7="http://schemas.microsoft.com/office/drawing/2016/5/13/chartex" xmlns:cx8="http://schemas.microsoft.com/office/drawing/2016/5/14/chartex" xmlns:mc="http://schemas.openxmlformats.org/markup-compatibility/2006" xmlns:aink="http://schemas.microsoft.com/office/drawing/2016/ink" xmlns:am3d="http://schemas.microsoft.com/office/drawing/2017/model3d" xmlns:o="urn:schemas-microsoft-com:office:office" xmlns:oel="http://schemas.microsoft.com/office/2019/extlst" xmlns:r="http://schemas.openxmlformats.org/officeDocument/2006/relationships" xmlns:m="http://schemas.openxmlformats.org/officeDocument/2006/math" xmlns:v="urn:schemas-microsoft-com:vml" xmlns:wp14="http://schemas.microsoft.com/office/word/2010/wordprocessingDrawing" xmlns:wp="http://schemas.openxmlformats.org/drawingml/2006/wordprocessingDrawing" xmlns:w10="urn:schemas-microsoft-com:office:word" xmlns:w="http://schemas.openxmlformats.org/wordprocessingml/2006/main" xmlns:w14="http://schemas.microsoft.com/office/word/2010/wordml" xmlns:w15="http://schemas.microsoft.com/office/word/2012/wordml" xmlns:w16cex="http://schemas.microsoft.com/office/word/2018/wordml/cex" xmlns:w16cid="http://schemas.microsoft.com/office/word/2016/wordml/cid" xmlns:w16="http://schemas.microsoft.com/office/word/2018/wordml" xmlns:w16du="http://schemas.microsoft.com/office/word/2023/wordml/word16du" xmlns:w16sdtdh="http://schemas.microsoft.com/office/word/2020/wordml/sdtdatahash" xmlns:w16sdtfl="http://schemas.microsoft.com/office/word/2024/wordml/sdtformatlock" xmlns:w16se="http://schemas.microsoft.com/office/word/2015/wordml/symex" xmlns:wpg="http://schemas.microsoft.com/office/word/2010/wordprocessingGroup" xmlns:wpi="http://schemas.microsoft.com/office/word/2010/wordprocessingInk" xmlns:wne="http://schemas.microsoft.com/office/word/2006/wordml" xmlns:wps="http://schemas.microsoft.com/office/word/2010/wordprocessingShape" mc:Ignorable="w14 w15 w16se w16cid w16 w16cex w16sdtdh w16sdtfl w16du wp14">
   <w:body>
     <w:p>
       <w:pPr>
-        <w:pStyle w:val="Title"/>
+        <w:pStyle w:val="Titre"/>
         <w:jc w:val="center"/>
         <w:rPr>
           <w:lang w:val="fr-FR"/>
@@ -38,7 +38,7 @@
     </w:p>
     <w:p>
       <w:pPr>
-        <w:pStyle w:val="Heading1"/>
+        <w:pStyle w:val="Titre1"/>
         <w:jc w:val="both"/>
         <w:rPr>
           <w:lang w:val="fr-FR"/>
@@ -106,21 +106,7 @@
         <w:rPr>
           <w:lang w:val="fr-FR"/>
         </w:rPr>
-        <w:t xml:space="preserve">, surtout en termes de compétences non-techniques, de type « soft </w:t>
-      </w:r>
-      <w:proofErr w:type="spellStart"/>
-      <w:r>
-        <w:rPr>
-          <w:lang w:val="fr-FR"/>
-        </w:rPr>
-        <w:t>skills</w:t>
-      </w:r>
-      <w:proofErr w:type="spellEnd"/>
-      <w:r>
-        <w:rPr>
-          <w:lang w:val="fr-FR"/>
-        </w:rPr>
-        <w:t xml:space="preserve"> » : le savoir-être plutôt que </w:t>
+        <w:t xml:space="preserve">, surtout en termes de compétences non-techniques, de type « soft skills » : le savoir-être plutôt que </w:t>
       </w:r>
       <w:r>
         <w:rPr>
@@ -173,7 +159,7 @@
     </w:p>
     <w:p>
       <w:pPr>
-        <w:pStyle w:val="ListParagraph"/>
+        <w:pStyle w:val="Paragraphedeliste"/>
         <w:numPr>
           <w:ilvl w:val="0"/>
           <w:numId w:val="4"/>
@@ -192,7 +178,7 @@
     </w:p>
     <w:p>
       <w:pPr>
-        <w:pStyle w:val="ListParagraph"/>
+        <w:pStyle w:val="Paragraphedeliste"/>
         <w:numPr>
           <w:ilvl w:val="0"/>
           <w:numId w:val="4"/>
@@ -211,7 +197,7 @@
     </w:p>
     <w:p>
       <w:pPr>
-        <w:pStyle w:val="ListParagraph"/>
+        <w:pStyle w:val="Paragraphedeliste"/>
         <w:numPr>
           <w:ilvl w:val="0"/>
           <w:numId w:val="4"/>
@@ -230,7 +216,7 @@
     </w:p>
     <w:p>
       <w:pPr>
-        <w:pStyle w:val="ListParagraph"/>
+        <w:pStyle w:val="Paragraphedeliste"/>
         <w:numPr>
           <w:ilvl w:val="0"/>
           <w:numId w:val="4"/>
@@ -285,7 +271,7 @@
     </w:p>
     <w:p>
       <w:pPr>
-        <w:pStyle w:val="ListParagraph"/>
+        <w:pStyle w:val="Paragraphedeliste"/>
         <w:numPr>
           <w:ilvl w:val="0"/>
           <w:numId w:val="1"/>
@@ -322,7 +308,7 @@
     </w:p>
     <w:p>
       <w:pPr>
-        <w:pStyle w:val="ListParagraph"/>
+        <w:pStyle w:val="Paragraphedeliste"/>
         <w:numPr>
           <w:ilvl w:val="1"/>
           <w:numId w:val="1"/>
@@ -341,7 +327,7 @@
     </w:p>
     <w:p>
       <w:pPr>
-        <w:pStyle w:val="ListParagraph"/>
+        <w:pStyle w:val="Paragraphedeliste"/>
         <w:numPr>
           <w:ilvl w:val="0"/>
           <w:numId w:val="1"/>
@@ -360,7 +346,7 @@
     </w:p>
     <w:p>
       <w:pPr>
-        <w:pStyle w:val="ListParagraph"/>
+        <w:pStyle w:val="Paragraphedeliste"/>
         <w:numPr>
           <w:ilvl w:val="1"/>
           <w:numId w:val="1"/>
@@ -379,7 +365,7 @@
     </w:p>
     <w:p>
       <w:pPr>
-        <w:pStyle w:val="ListParagraph"/>
+        <w:pStyle w:val="Paragraphedeliste"/>
         <w:numPr>
           <w:ilvl w:val="1"/>
           <w:numId w:val="1"/>
@@ -393,34 +379,12 @@
         <w:rPr>
           <w:lang w:val="fr-FR"/>
         </w:rPr>
-        <w:t xml:space="preserve">TD 2 (accompagné) : Un exemple d’analyse d’un profil humain et de ses soft </w:t>
-      </w:r>
-      <w:proofErr w:type="spellStart"/>
-      <w:r>
-        <w:rPr>
-          <w:lang w:val="fr-FR"/>
-        </w:rPr>
-        <w:t>skills</w:t>
-      </w:r>
-      <w:proofErr w:type="spellEnd"/>
-      <w:r>
-        <w:rPr>
-          <w:lang w:val="fr-FR"/>
-        </w:rPr>
-        <w:t>, et les éléments justificatifs de ces soft-</w:t>
-      </w:r>
-      <w:proofErr w:type="spellStart"/>
-      <w:r>
-        <w:rPr>
-          <w:lang w:val="fr-FR"/>
-        </w:rPr>
-        <w:t>skills</w:t>
-      </w:r>
-      <w:proofErr w:type="spellEnd"/>
-    </w:p>
-    <w:p>
-      <w:pPr>
-        <w:pStyle w:val="ListParagraph"/>
+        <w:t>TD 2 (accompagné) : Un exemple d’analyse d’un profil humain et de ses soft skills, et les éléments justificatifs de ces soft-skills</w:t>
+      </w:r>
+    </w:p>
+    <w:p>
+      <w:pPr>
+        <w:pStyle w:val="Paragraphedeliste"/>
         <w:numPr>
           <w:ilvl w:val="1"/>
           <w:numId w:val="1"/>
@@ -439,7 +403,7 @@
     </w:p>
     <w:p>
       <w:pPr>
-        <w:pStyle w:val="ListParagraph"/>
+        <w:pStyle w:val="Paragraphedeliste"/>
         <w:numPr>
           <w:ilvl w:val="0"/>
           <w:numId w:val="1"/>
@@ -482,7 +446,7 @@
     </w:p>
     <w:p>
       <w:pPr>
-        <w:pStyle w:val="ListParagraph"/>
+        <w:pStyle w:val="Paragraphedeliste"/>
         <w:numPr>
           <w:ilvl w:val="1"/>
           <w:numId w:val="1"/>
@@ -496,30 +460,12 @@
         <w:rPr>
           <w:lang w:val="fr-FR"/>
         </w:rPr>
-        <w:t>TP 2 </w:t>
-      </w:r>
-      <w:r>
-        <w:rPr>
-          <w:lang w:val="fr-FR"/>
-        </w:rPr>
-        <w:t xml:space="preserve">(accompagné) </w:t>
-      </w:r>
-      <w:r>
-        <w:rPr>
-          <w:lang w:val="fr-FR"/>
-        </w:rPr>
-        <w:t>: Matching : travail sur l</w:t>
-      </w:r>
-      <w:r>
-        <w:rPr>
-          <w:lang w:val="fr-FR"/>
-        </w:rPr>
-        <w:t>’analyse de compatibilité entre un profil de personne et un profil de métier</w:t>
-      </w:r>
-    </w:p>
-    <w:p>
-      <w:pPr>
-        <w:pStyle w:val="ListParagraph"/>
+        <w:t>TP 2 (accompagné) : Matching : travail sur l’analyse de compatibilité entre un profil de personne et un profil de métier</w:t>
+      </w:r>
+    </w:p>
+    <w:p>
+      <w:pPr>
+        <w:pStyle w:val="Paragraphedeliste"/>
         <w:numPr>
           <w:ilvl w:val="1"/>
           <w:numId w:val="1"/>
@@ -580,7 +526,7 @@
     </w:p>
     <w:p>
       <w:pPr>
-        <w:pStyle w:val="ListParagraph"/>
+        <w:pStyle w:val="Paragraphedeliste"/>
         <w:numPr>
           <w:ilvl w:val="1"/>
           <w:numId w:val="1"/>
@@ -675,7 +621,7 @@
     </w:p>
     <w:p>
       <w:pPr>
-        <w:pStyle w:val="Heading1"/>
+        <w:pStyle w:val="Titre1"/>
         <w:rPr>
           <w:lang w:val="fr-FR"/>
         </w:rPr>
@@ -735,47 +681,21 @@
         <w:rPr>
           <w:lang w:val="fr-FR"/>
         </w:rPr>
-        <w:t xml:space="preserve">Vous pourrez utiliser </w:t>
-      </w:r>
-      <w:r>
-        <w:rPr>
-          <w:lang w:val="fr-FR"/>
-        </w:rPr>
-        <w:t xml:space="preserve">tous </w:t>
-      </w:r>
-      <w:r>
-        <w:rPr>
-          <w:lang w:val="fr-FR"/>
-        </w:rPr>
-        <w:t>les travaux que vous avez réalisés durant les séances de TD et TP antérieures.</w:t>
-      </w:r>
-    </w:p>
-    <w:p>
-      <w:pPr>
-        <w:jc w:val="both"/>
-        <w:rPr>
-          <w:lang w:val="fr-FR"/>
-        </w:rPr>
-      </w:pPr>
-      <w:r>
-        <w:rPr>
-          <w:lang w:val="fr-FR"/>
-        </w:rPr>
-        <w:t xml:space="preserve">Vous aurez en particulier besoin de la fiche de poste du TP 1, de la </w:t>
-      </w:r>
-      <w:proofErr w:type="spellStart"/>
-      <w:r>
-        <w:rPr>
-          <w:lang w:val="fr-FR"/>
-        </w:rPr>
-        <w:t>personna</w:t>
-      </w:r>
-      <w:proofErr w:type="spellEnd"/>
-      <w:r>
-        <w:rPr>
-          <w:lang w:val="fr-FR"/>
-        </w:rPr>
-        <w:t xml:space="preserve"> utilisée pour le TD 3 et l’analyse de compatibilité réalisée au TP 2.</w:t>
+        <w:t>Vous pourrez utiliser tous les travaux que vous avez réalisés durant les séances de TD et TP antérieures.</w:t>
+      </w:r>
+    </w:p>
+    <w:p>
+      <w:pPr>
+        <w:jc w:val="both"/>
+        <w:rPr>
+          <w:lang w:val="fr-FR"/>
+        </w:rPr>
+      </w:pPr>
+      <w:r>
+        <w:rPr>
+          <w:lang w:val="fr-FR"/>
+        </w:rPr>
+        <w:t>Vous aurez en particulier besoin de la fiche de poste du TP 1, de la personna utilisée pour le TD 3 et l’analyse de compatibilité réalisée au TP 2.</w:t>
       </w:r>
     </w:p>
     <w:p>
@@ -802,7 +722,7 @@
     </w:p>
     <w:p>
       <w:pPr>
-        <w:pStyle w:val="Heading1"/>
+        <w:pStyle w:val="Titre1"/>
         <w:rPr>
           <w:lang w:val="fr-FR"/>
         </w:rPr>
@@ -833,21 +753,7 @@
         <w:rPr>
           <w:lang w:val="fr-FR"/>
         </w:rPr>
-        <w:t xml:space="preserve">Vous êtes un recruteur travaillant pour la société </w:t>
-      </w:r>
-      <w:proofErr w:type="spellStart"/>
-      <w:r>
-        <w:rPr>
-          <w:lang w:val="fr-FR"/>
-        </w:rPr>
-        <w:t>TopBrainz</w:t>
-      </w:r>
-      <w:proofErr w:type="spellEnd"/>
-      <w:r>
-        <w:rPr>
-          <w:lang w:val="fr-FR"/>
-        </w:rPr>
-        <w:t xml:space="preserve">. Votre société a été sollicitée par une entreprise pour réaliser un triage préliminaire des nombreux candidats qui ont postulé pour l’un de leurs postes. </w:t>
+        <w:t xml:space="preserve">Vous êtes un recruteur travaillant pour la société TopBrainz. Votre société a été sollicitée par une entreprise pour réaliser un triage préliminaire des nombreux candidats qui ont postulé pour l’un de leurs postes. </w:t>
       </w:r>
     </w:p>
     <w:p>
@@ -925,7 +831,7 @@
     </w:p>
     <w:p>
       <w:pPr>
-        <w:pStyle w:val="ListParagraph"/>
+        <w:pStyle w:val="Paragraphedeliste"/>
         <w:numPr>
           <w:ilvl w:val="0"/>
           <w:numId w:val="8"/>
@@ -971,7 +877,7 @@
     </w:p>
     <w:p>
       <w:pPr>
-        <w:pStyle w:val="ListParagraph"/>
+        <w:pStyle w:val="Paragraphedeliste"/>
         <w:numPr>
           <w:ilvl w:val="0"/>
           <w:numId w:val="8"/>
@@ -1012,21 +918,19 @@
         <w:rPr>
           <w:lang w:val="fr-FR"/>
         </w:rPr>
-        <w:t xml:space="preserve"> Décrivez le profil du candidat que vous avez choisie, en vous appuyant sur le profil et les exemples d’expériences professionnelles vues dans les </w:t>
-      </w:r>
-      <w:proofErr w:type="spellStart"/>
-      <w:r>
-        <w:rPr>
-          <w:lang w:val="fr-FR"/>
-        </w:rPr>
-        <w:t>Personas</w:t>
-      </w:r>
-      <w:proofErr w:type="spellEnd"/>
-      <w:r>
-        <w:rPr>
-          <w:lang w:val="fr-FR"/>
-        </w:rPr>
-        <w:t xml:space="preserve"> (TD 2) Vous devez détailler au minimum 3 caractéristiques principales (dont au minimum une non-évidente) pour chacune des catégories : OÙ, QUOI, QUI, AVEC QUI, et COMMENT. Les caractéristiques que vous présentez dans cette section devront par la suite </w:t>
+        <w:t xml:space="preserve"> Décrivez le profil du candidat que vous avez choisie, en vous appuyant sur le profil et les exemples d’expériences professionnelles vues dans les Personas (TD </w:t>
+      </w:r>
+      <w:r>
+        <w:rPr>
+          <w:lang w:val="fr-FR"/>
+        </w:rPr>
+        <w:t>3</w:t>
+      </w:r>
+      <w:r>
+        <w:rPr>
+          <w:lang w:val="fr-FR"/>
+        </w:rPr>
+        <w:t xml:space="preserve">) Vous devez détailler au minimum 3 caractéristiques principales (dont au minimum une non-évidente) pour chacune des catégories : OÙ, QUOI, QUI, AVEC QUI, et COMMENT. Les caractéristiques que vous présentez dans cette section devront par la suite </w:t>
       </w:r>
       <w:r>
         <w:rPr>
@@ -1038,7 +942,7 @@
     </w:p>
     <w:p>
       <w:pPr>
-        <w:pStyle w:val="ListParagraph"/>
+        <w:pStyle w:val="Paragraphedeliste"/>
         <w:numPr>
           <w:ilvl w:val="0"/>
           <w:numId w:val="8"/>
@@ -1084,7 +988,7 @@
     </w:p>
     <w:p>
       <w:pPr>
-        <w:pStyle w:val="ListParagraph"/>
+        <w:pStyle w:val="Paragraphedeliste"/>
         <w:numPr>
           <w:ilvl w:val="0"/>
           <w:numId w:val="8"/>
@@ -1135,7 +1039,7 @@
     </w:p>
     <w:p>
       <w:pPr>
-        <w:pStyle w:val="Heading1"/>
+        <w:pStyle w:val="Titre1"/>
         <w:rPr>
           <w:lang w:val="fr-FR"/>
         </w:rPr>
@@ -1152,7 +1056,7 @@
 </file>
 
 <file path=word/numbering.xml><?xml version="1.0" encoding="utf-8"?>
-<w:numbering xmlns:wpc="http://schemas.microsoft.com/office/word/2010/wordprocessingCanvas" xmlns:cx="http://schemas.microsoft.com/office/drawing/2014/chartex" xmlns:cx1="http://schemas.microsoft.com/office/drawing/2015/9/8/chartex" xmlns:cx2="http://schemas.microsoft.com/office/drawing/2015/10/21/chartex" xmlns:cx3="http://schemas.microsoft.com/office/drawing/2016/5/9/chartex" xmlns:cx4="http://schemas.microsoft.com/office/drawing/2016/5/10/chartex" xmlns:cx5="http://schemas.microsoft.com/office/drawing/2016/5/11/chartex" xmlns:cx6="http://schemas.microsoft.com/office/drawing/2016/5/12/chartex" xmlns:cx7="http://schemas.microsoft.com/office/drawing/2016/5/13/chartex" xmlns:cx8="http://schemas.microsoft.com/office/drawing/2016/5/14/chartex" xmlns:mc="http://schemas.openxmlformats.org/markup-compatibility/2006" xmlns:aink="http://schemas.microsoft.com/office/drawing/2016/ink" xmlns:am3d="http://schemas.microsoft.com/office/drawing/2017/model3d" xmlns:o="urn:schemas-microsoft-com:office:office" xmlns:oel="http://schemas.microsoft.com/office/2019/extlst" xmlns:r="http://schemas.openxmlformats.org/officeDocument/2006/relationships" xmlns:m="http://schemas.openxmlformats.org/officeDocument/2006/math" xmlns:v="urn:schemas-microsoft-com:vml" xmlns:wp14="http://schemas.microsoft.com/office/word/2010/wordprocessingDrawing" xmlns:wp="http://schemas.openxmlformats.org/drawingml/2006/wordprocessingDrawing" xmlns:w10="urn:schemas-microsoft-com:office:word" xmlns:w="http://schemas.openxmlformats.org/wordprocessingml/2006/main" xmlns:w14="http://schemas.microsoft.com/office/word/2010/wordml" xmlns:w15="http://schemas.microsoft.com/office/word/2012/wordml" xmlns:w16cex="http://schemas.microsoft.com/office/word/2018/wordml/cex" xmlns:w16cid="http://schemas.microsoft.com/office/word/2016/wordml/cid" xmlns:w16="http://schemas.microsoft.com/office/word/2018/wordml" xmlns:w16du="http://schemas.microsoft.com/office/word/2023/wordml/word16du" xmlns:w16sdtdh="http://schemas.microsoft.com/office/word/2020/wordml/sdtdatahash" xmlns:w16se="http://schemas.microsoft.com/office/word/2015/wordml/symex" xmlns:wpg="http://schemas.microsoft.com/office/word/2010/wordprocessingGroup" xmlns:wpi="http://schemas.microsoft.com/office/word/2010/wordprocessingInk" xmlns:wne="http://schemas.microsoft.com/office/word/2006/wordml" xmlns:wps="http://schemas.microsoft.com/office/word/2010/wordprocessingShape" mc:Ignorable="w14 w15 w16se w16cid w16 w16cex w16sdtdh w16du wp14">
+<w:numbering xmlns:wpc="http://schemas.microsoft.com/office/word/2010/wordprocessingCanvas" xmlns:cx="http://schemas.microsoft.com/office/drawing/2014/chartex" xmlns:cx1="http://schemas.microsoft.com/office/drawing/2015/9/8/chartex" xmlns:cx2="http://schemas.microsoft.com/office/drawing/2015/10/21/chartex" xmlns:cx3="http://schemas.microsoft.com/office/drawing/2016/5/9/chartex" xmlns:cx4="http://schemas.microsoft.com/office/drawing/2016/5/10/chartex" xmlns:cx5="http://schemas.microsoft.com/office/drawing/2016/5/11/chartex" xmlns:cx6="http://schemas.microsoft.com/office/drawing/2016/5/12/chartex" xmlns:cx7="http://schemas.microsoft.com/office/drawing/2016/5/13/chartex" xmlns:cx8="http://schemas.microsoft.com/office/drawing/2016/5/14/chartex" xmlns:mc="http://schemas.openxmlformats.org/markup-compatibility/2006" xmlns:aink="http://schemas.microsoft.com/office/drawing/2016/ink" xmlns:am3d="http://schemas.microsoft.com/office/drawing/2017/model3d" xmlns:o="urn:schemas-microsoft-com:office:office" xmlns:oel="http://schemas.microsoft.com/office/2019/extlst" xmlns:r="http://schemas.openxmlformats.org/officeDocument/2006/relationships" xmlns:m="http://schemas.openxmlformats.org/officeDocument/2006/math" xmlns:v="urn:schemas-microsoft-com:vml" xmlns:wp14="http://schemas.microsoft.com/office/word/2010/wordprocessingDrawing" xmlns:wp="http://schemas.openxmlformats.org/drawingml/2006/wordprocessingDrawing" xmlns:w10="urn:schemas-microsoft-com:office:word" xmlns:w="http://schemas.openxmlformats.org/wordprocessingml/2006/main" xmlns:w14="http://schemas.microsoft.com/office/word/2010/wordml" xmlns:w15="http://schemas.microsoft.com/office/word/2012/wordml" xmlns:w16cex="http://schemas.microsoft.com/office/word/2018/wordml/cex" xmlns:w16cid="http://schemas.microsoft.com/office/word/2016/wordml/cid" xmlns:w16="http://schemas.microsoft.com/office/word/2018/wordml" xmlns:w16du="http://schemas.microsoft.com/office/word/2023/wordml/word16du" xmlns:w16sdtdh="http://schemas.microsoft.com/office/word/2020/wordml/sdtdatahash" xmlns:w16sdtfl="http://schemas.microsoft.com/office/word/2024/wordml/sdtformatlock" xmlns:w16se="http://schemas.microsoft.com/office/word/2015/wordml/symex" xmlns:wpg="http://schemas.microsoft.com/office/word/2010/wordprocessingGroup" xmlns:wpi="http://schemas.microsoft.com/office/word/2010/wordprocessingInk" xmlns:wne="http://schemas.microsoft.com/office/word/2006/wordml" xmlns:wps="http://schemas.microsoft.com/office/word/2010/wordprocessingShape" mc:Ignorable="w14 w15 w16se w16cid w16 w16cex w16sdtdh w16sdtfl w16du wp14">
   <w:abstractNum w:abstractNumId="0" w15:restartNumberingAfterBreak="0">
     <w:nsid w:val="026C0F13"/>
     <w:multiLevelType w:val="hybridMultilevel"/>
@@ -2201,7 +2105,7 @@
 </file>
 
 <file path=word/styles.xml><?xml version="1.0" encoding="utf-8"?>
-<w:styles xmlns:mc="http://schemas.openxmlformats.org/markup-compatibility/2006" xmlns:r="http://schemas.openxmlformats.org/officeDocument/2006/relationships" xmlns:w="http://schemas.openxmlformats.org/wordprocessingml/2006/main" xmlns:w14="http://schemas.microsoft.com/office/word/2010/wordml" xmlns:w15="http://schemas.microsoft.com/office/word/2012/wordml" xmlns:w16cex="http://schemas.microsoft.com/office/word/2018/wordml/cex" xmlns:w16cid="http://schemas.microsoft.com/office/word/2016/wordml/cid" xmlns:w16="http://schemas.microsoft.com/office/word/2018/wordml" xmlns:w16du="http://schemas.microsoft.com/office/word/2023/wordml/word16du" xmlns:w16sdtdh="http://schemas.microsoft.com/office/word/2020/wordml/sdtdatahash" xmlns:w16se="http://schemas.microsoft.com/office/word/2015/wordml/symex" mc:Ignorable="w14 w15 w16se w16cid w16 w16cex w16sdtdh w16du">
+<w:styles xmlns:mc="http://schemas.openxmlformats.org/markup-compatibility/2006" xmlns:r="http://schemas.openxmlformats.org/officeDocument/2006/relationships" xmlns:w="http://schemas.openxmlformats.org/wordprocessingml/2006/main" xmlns:w14="http://schemas.microsoft.com/office/word/2010/wordml" xmlns:w15="http://schemas.microsoft.com/office/word/2012/wordml" xmlns:w16cex="http://schemas.microsoft.com/office/word/2018/wordml/cex" xmlns:w16cid="http://schemas.microsoft.com/office/word/2016/wordml/cid" xmlns:w16="http://schemas.microsoft.com/office/word/2018/wordml" xmlns:w16du="http://schemas.microsoft.com/office/word/2023/wordml/word16du" xmlns:w16sdtdh="http://schemas.microsoft.com/office/word/2020/wordml/sdtdatahash" xmlns:w16sdtfl="http://schemas.microsoft.com/office/word/2024/wordml/sdtformatlock" xmlns:w16se="http://schemas.microsoft.com/office/word/2015/wordml/symex" mc:Ignorable="w14 w15 w16se w16cid w16 w16cex w16sdtdh w16sdtfl w16du">
   <w:docDefaults>
     <w:rPrDefault>
       <w:rPr>
@@ -2601,11 +2505,11 @@
     <w:name w:val="Normal"/>
     <w:qFormat/>
   </w:style>
-  <w:style w:type="paragraph" w:styleId="Heading1">
+  <w:style w:type="paragraph" w:styleId="Titre1">
     <w:name w:val="heading 1"/>
     <w:basedOn w:val="Normal"/>
     <w:next w:val="Normal"/>
-    <w:link w:val="Heading1Char"/>
+    <w:link w:val="Titre1Car"/>
     <w:uiPriority w:val="9"/>
     <w:qFormat/>
     <w:rsid w:val="00080B4E"/>
@@ -2622,13 +2526,13 @@
       <w:szCs w:val="32"/>
     </w:rPr>
   </w:style>
-  <w:style w:type="character" w:default="1" w:styleId="DefaultParagraphFont">
+  <w:style w:type="character" w:default="1" w:styleId="Policepardfaut">
     <w:name w:val="Default Paragraph Font"/>
     <w:uiPriority w:val="1"/>
     <w:semiHidden/>
     <w:unhideWhenUsed/>
   </w:style>
-  <w:style w:type="table" w:default="1" w:styleId="TableNormal">
+  <w:style w:type="table" w:default="1" w:styleId="TableauNormal">
     <w:name w:val="Normal Table"/>
     <w:uiPriority w:val="99"/>
     <w:semiHidden/>
@@ -2643,17 +2547,17 @@
       </w:tblCellMar>
     </w:tblPr>
   </w:style>
-  <w:style w:type="numbering" w:default="1" w:styleId="NoList">
+  <w:style w:type="numbering" w:default="1" w:styleId="Aucuneliste">
     <w:name w:val="No List"/>
     <w:uiPriority w:val="99"/>
     <w:semiHidden/>
     <w:unhideWhenUsed/>
   </w:style>
-  <w:style w:type="paragraph" w:styleId="Title">
+  <w:style w:type="paragraph" w:styleId="Titre">
     <w:name w:val="Title"/>
     <w:basedOn w:val="Normal"/>
     <w:next w:val="Normal"/>
-    <w:link w:val="TitleChar"/>
+    <w:link w:val="TitreCar"/>
     <w:uiPriority w:val="10"/>
     <w:qFormat/>
     <w:rsid w:val="00080B4E"/>
@@ -2669,10 +2573,10 @@
       <w:szCs w:val="56"/>
     </w:rPr>
   </w:style>
-  <w:style w:type="character" w:customStyle="1" w:styleId="TitleChar">
-    <w:name w:val="Title Char"/>
-    <w:basedOn w:val="DefaultParagraphFont"/>
-    <w:link w:val="Title"/>
+  <w:style w:type="character" w:customStyle="1" w:styleId="TitreCar">
+    <w:name w:val="Titre Car"/>
+    <w:basedOn w:val="Policepardfaut"/>
+    <w:link w:val="Titre"/>
     <w:uiPriority w:val="10"/>
     <w:rsid w:val="00080B4E"/>
     <w:rPr>
@@ -2683,10 +2587,10 @@
       <w:szCs w:val="56"/>
     </w:rPr>
   </w:style>
-  <w:style w:type="character" w:customStyle="1" w:styleId="Heading1Char">
-    <w:name w:val="Heading 1 Char"/>
-    <w:basedOn w:val="DefaultParagraphFont"/>
-    <w:link w:val="Heading1"/>
+  <w:style w:type="character" w:customStyle="1" w:styleId="Titre1Car">
+    <w:name w:val="Titre 1 Car"/>
+    <w:basedOn w:val="Policepardfaut"/>
+    <w:link w:val="Titre1"/>
     <w:uiPriority w:val="9"/>
     <w:rsid w:val="00080B4E"/>
     <w:rPr>
@@ -2696,7 +2600,7 @@
       <w:szCs w:val="32"/>
     </w:rPr>
   </w:style>
-  <w:style w:type="paragraph" w:styleId="ListParagraph">
+  <w:style w:type="paragraph" w:styleId="Paragraphedeliste">
     <w:name w:val="List Paragraph"/>
     <w:basedOn w:val="Normal"/>
     <w:uiPriority w:val="34"/>
@@ -2707,9 +2611,9 @@
       <w:contextualSpacing/>
     </w:pPr>
   </w:style>
-  <w:style w:type="character" w:styleId="Hyperlink">
+  <w:style w:type="character" w:styleId="Lienhypertexte">
     <w:name w:val="Hyperlink"/>
-    <w:basedOn w:val="DefaultParagraphFont"/>
+    <w:basedOn w:val="Policepardfaut"/>
     <w:uiPriority w:val="99"/>
     <w:unhideWhenUsed/>
     <w:rsid w:val="00F01F1D"/>
@@ -2718,9 +2622,9 @@
       <w:u w:val="single"/>
     </w:rPr>
   </w:style>
-  <w:style w:type="character" w:styleId="UnresolvedMention">
+  <w:style w:type="character" w:styleId="Mentionnonrsolue">
     <w:name w:val="Unresolved Mention"/>
-    <w:basedOn w:val="DefaultParagraphFont"/>
+    <w:basedOn w:val="Policepardfaut"/>
     <w:uiPriority w:val="99"/>
     <w:semiHidden/>
     <w:unhideWhenUsed/>
